--- a/おまんぼガチャ_管理者マニュアル.docx
+++ b/おまんぼガチャ_管理者マニュアル.docx
@@ -811,10 +811,40 @@
     <w:p>
       <w:r>
         <w:rPr>
+          <w:b/>
+          <w:i w:val="0"/>
+        </w:rPr>
+        <w:t>スマートフォンでは、必ず以下の短縮URLを使ってください。</w:t>
+      </w:r>
+    </w:p>
+    <w:p>
+      <w:r>
+        <w:rPr>
+          <w:rFonts w:ascii="Courier New" w:hAnsi="Courier New"/>
+          <w:sz w:val="19"/>
+        </w:rPr>
+        <w:t>https://x.gd/FTfzc</w:t>
+      </w:r>
+    </w:p>
+    <w:p>
+      <w:r>
+        <w:rPr>
+          <w:b/>
+          <w:color w:val="CC3300"/>
+        </w:rPr>
+        <w:t xml:space="preserve">【なぜ短縮URLを使うのか】 </w:t>
+      </w:r>
+      <w:r>
+        <w:t>元のURL（script.google.com...）を直接スマホで開くと、iOSの仕組み（Universal Links）でGoogleドライブアプリに横取りされ、「ファイルを開くことができません」というエラーになる端末があることが分かっています。短縮URLを経由することでこれを回避できます。ブラウザのブックマークやホーム画面には、この短縮URLの方を登録してください。</w:t>
+      </w:r>
+    </w:p>
+    <w:p>
+      <w:r>
+        <w:rPr>
           <w:b w:val="0"/>
           <w:i w:val="0"/>
         </w:rPr>
-        <w:t>以下のURLをブラウザのブックマークに登録しておくと便利です。</w:t>
+        <w:t>（参考）元のURL:</w:t>
       </w:r>
     </w:p>
     <w:p>
@@ -898,11 +928,15 @@
       </w:r>
     </w:p>
     <w:p>
-      <w:pPr>
-        <w:pStyle w:val="ListNumber"/>
-      </w:pPr>
       <w:r>
-        <w:t>まずは Safari の履歴とWebサイトデータを消去してから開き直す（設定→Safari→履歴とWebサイトデータを消去）。過去のエラー状態がキャッシュされたまま残っていることがある</w:t>
+        <w:rPr>
+          <w:b/>
+          <w:color w:val="CC3300"/>
+        </w:rPr>
+        <w:t xml:space="preserve">【2026-08-09に原因判明・解決済み】 </w:t>
+      </w:r>
+      <w:r>
+        <w:t>元のURL（script.google.com...）をiPhoneで直接開くと、iOSのUniversal Linksの仕組みでGoogleドライブアプリに横取りされ、Safari・Chromeいずれでも「Googleドライブ、ファイルを開けません」というエラーになる端末があった（PCでは問題なく開けていたことから、サーバー側ではなくiOS側の挙動と判明）。短縮URL（x.gdで作成、2-6参照）を経由することで回避できることを確認済み。以後スマホでは必ず短縮URLを使うこと。</w:t>
       </w:r>
     </w:p>
     <w:p>
@@ -910,7 +944,7 @@
         <w:pStyle w:val="ListNumber"/>
       </w:pPr>
       <w:r>
-        <w:t>プライベートブラウズタブで開いて切り分ける</w:t>
+        <w:t>まずは2-6の短縮URL（https://x.gd/FTfzc）を使っているか確認する。元のscript.google.com URLを直接使っていないか</w:t>
       </w:r>
     </w:p>
     <w:p>
@@ -918,19 +952,15 @@
         <w:pStyle w:val="ListNumber"/>
       </w:pPr>
       <w:r>
-        <w:t>それでも開けない場合はChromeアプリで同じURLを開いてみる（iOSでリンクの扱いが原因の場合、Chromeなら回避できることがある）</w:t>
+        <w:t>それでも開けない場合はSafariの履歴とWebサイトデータを消去してから開き直す（設定→Safari→履歴とWebサイトデータを消去）</w:t>
       </w:r>
     </w:p>
     <w:p>
+      <w:pPr>
+        <w:pStyle w:val="ListNumber"/>
+      </w:pPr>
       <w:r>
-        <w:rPr>
-          <w:b/>
-          <w:color w:val="CC3300"/>
-        </w:rPr>
-        <w:t xml:space="preserve">【補足】 </w:t>
-      </w:r>
-      <w:r>
-        <w:t>パスワード認証への変更後は、Googleへのログイン自体が不要になったため、「Googleドライブのファイルを開けません」系のエラーやGoogleの権限まわりの問題は原理的に発生しなくなっている。開けない場合は純粋にブラウザのキャッシュ・接続の問題である可能性が高い。</w:t>
+        <w:t>短縮URLのサービス自体が使えなくなった場合は、bit.ly等の別の短縮サービスで元のURLを作り直せば同様に回避できるはず</w:t>
       </w:r>
     </w:p>
     <w:p>
